--- a/tillsyn/A 1043-2025 tillsynsbegäran.docx
+++ b/tillsyn/A 1043-2025 tillsynsbegäran.docx
@@ -472,7 +472,7 @@
     <w:r>
       <w:tab/>
       <w:tab/>
-      <w:t>2025-03-12</w:t>
+      <w:t>2025-03-13</w:t>
       <w:br/>
       <w:br/>
     </w:r>

--- a/tillsyn/A 1043-2025 tillsynsbegäran.docx
+++ b/tillsyn/A 1043-2025 tillsynsbegäran.docx
@@ -472,7 +472,7 @@
     <w:r>
       <w:tab/>
       <w:tab/>
-      <w:t>2025-03-13</w:t>
+      <w:t>2025-03-14</w:t>
       <w:br/>
       <w:br/>
     </w:r>

--- a/tillsyn/A 1043-2025 tillsynsbegäran.docx
+++ b/tillsyn/A 1043-2025 tillsynsbegäran.docx
@@ -472,7 +472,7 @@
     <w:r>
       <w:tab/>
       <w:tab/>
-      <w:t>2025-03-14</w:t>
+      <w:t>2025-03-15</w:t>
       <w:br/>
       <w:br/>
     </w:r>

--- a/tillsyn/A 1043-2025 tillsynsbegäran.docx
+++ b/tillsyn/A 1043-2025 tillsynsbegäran.docx
@@ -472,7 +472,7 @@
     <w:r>
       <w:tab/>
       <w:tab/>
-      <w:t>2025-03-15</w:t>
+      <w:t>2025-03-16</w:t>
       <w:br/>
       <w:br/>
     </w:r>

--- a/tillsyn/A 1043-2025 tillsynsbegäran.docx
+++ b/tillsyn/A 1043-2025 tillsynsbegäran.docx
@@ -472,7 +472,7 @@
     <w:r>
       <w:tab/>
       <w:tab/>
-      <w:t>2025-03-16</w:t>
+      <w:t>2025-03-17</w:t>
       <w:br/>
       <w:br/>
     </w:r>

--- a/tillsyn/A 1043-2025 tillsynsbegäran.docx
+++ b/tillsyn/A 1043-2025 tillsynsbegäran.docx
@@ -472,7 +472,7 @@
     <w:r>
       <w:tab/>
       <w:tab/>
-      <w:t>2025-03-17</w:t>
+      <w:t>2025-03-18</w:t>
       <w:br/>
       <w:br/>
     </w:r>

--- a/tillsyn/A 1043-2025 tillsynsbegäran.docx
+++ b/tillsyn/A 1043-2025 tillsynsbegäran.docx
@@ -472,7 +472,7 @@
     <w:r>
       <w:tab/>
       <w:tab/>
-      <w:t>2025-03-18</w:t>
+      <w:t>2025-03-19</w:t>
       <w:br/>
       <w:br/>
     </w:r>

--- a/tillsyn/A 1043-2025 tillsynsbegäran.docx
+++ b/tillsyn/A 1043-2025 tillsynsbegäran.docx
@@ -472,7 +472,7 @@
     <w:r>
       <w:tab/>
       <w:tab/>
-      <w:t>2025-03-19</w:t>
+      <w:t>2025-03-20</w:t>
       <w:br/>
       <w:br/>
     </w:r>

--- a/tillsyn/A 1043-2025 tillsynsbegäran.docx
+++ b/tillsyn/A 1043-2025 tillsynsbegäran.docx
@@ -472,7 +472,7 @@
     <w:r>
       <w:tab/>
       <w:tab/>
-      <w:t>2025-03-20</w:t>
+      <w:t>2025-03-21</w:t>
       <w:br/>
       <w:br/>
     </w:r>

--- a/tillsyn/A 1043-2025 tillsynsbegäran.docx
+++ b/tillsyn/A 1043-2025 tillsynsbegäran.docx
@@ -472,7 +472,7 @@
     <w:r>
       <w:tab/>
       <w:tab/>
-      <w:t>2025-03-21</w:t>
+      <w:t>2025-03-22</w:t>
       <w:br/>
       <w:br/>
     </w:r>

--- a/tillsyn/A 1043-2025 tillsynsbegäran.docx
+++ b/tillsyn/A 1043-2025 tillsynsbegäran.docx
@@ -472,7 +472,7 @@
     <w:r>
       <w:tab/>
       <w:tab/>
-      <w:t>2025-03-22</w:t>
+      <w:t>2025-03-23</w:t>
       <w:br/>
       <w:br/>
     </w:r>

--- a/tillsyn/A 1043-2025 tillsynsbegäran.docx
+++ b/tillsyn/A 1043-2025 tillsynsbegäran.docx
@@ -472,7 +472,7 @@
     <w:r>
       <w:tab/>
       <w:tab/>
-      <w:t>2025-03-23</w:t>
+      <w:t>2025-03-24</w:t>
       <w:br/>
       <w:br/>
     </w:r>

--- a/tillsyn/A 1043-2025 tillsynsbegäran.docx
+++ b/tillsyn/A 1043-2025 tillsynsbegäran.docx
@@ -472,7 +472,7 @@
     <w:r>
       <w:tab/>
       <w:tab/>
-      <w:t>2025-03-24</w:t>
+      <w:t>2025-03-25</w:t>
       <w:br/>
       <w:br/>
     </w:r>

--- a/tillsyn/A 1043-2025 tillsynsbegäran.docx
+++ b/tillsyn/A 1043-2025 tillsynsbegäran.docx
@@ -472,7 +472,7 @@
     <w:r>
       <w:tab/>
       <w:tab/>
-      <w:t>2025-03-25</w:t>
+      <w:t>2025-03-26</w:t>
       <w:br/>
       <w:br/>
     </w:r>

--- a/tillsyn/A 1043-2025 tillsynsbegäran.docx
+++ b/tillsyn/A 1043-2025 tillsynsbegäran.docx
@@ -472,7 +472,7 @@
     <w:r>
       <w:tab/>
       <w:tab/>
-      <w:t>2025-03-26</w:t>
+      <w:t>2025-03-27</w:t>
       <w:br/>
       <w:br/>
     </w:r>

--- a/tillsyn/A 1043-2025 tillsynsbegäran.docx
+++ b/tillsyn/A 1043-2025 tillsynsbegäran.docx
@@ -472,7 +472,7 @@
     <w:r>
       <w:tab/>
       <w:tab/>
-      <w:t>2025-03-27</w:t>
+      <w:t>2025-03-28</w:t>
       <w:br/>
       <w:br/>
     </w:r>

--- a/tillsyn/A 1043-2025 tillsynsbegäran.docx
+++ b/tillsyn/A 1043-2025 tillsynsbegäran.docx
@@ -472,7 +472,7 @@
     <w:r>
       <w:tab/>
       <w:tab/>
-      <w:t>2025-04-02</w:t>
+      <w:t>2025-04-03</w:t>
       <w:br/>
       <w:br/>
     </w:r>

--- a/tillsyn/A 1043-2025 tillsynsbegäran.docx
+++ b/tillsyn/A 1043-2025 tillsynsbegäran.docx
@@ -472,7 +472,7 @@
     <w:r>
       <w:tab/>
       <w:tab/>
-      <w:t>2025-04-03</w:t>
+      <w:t>2025-04-05</w:t>
       <w:br/>
       <w:br/>
     </w:r>

--- a/tillsyn/A 1043-2025 tillsynsbegäran.docx
+++ b/tillsyn/A 1043-2025 tillsynsbegäran.docx
@@ -472,7 +472,7 @@
     <w:r>
       <w:tab/>
       <w:tab/>
-      <w:t>2025-04-05</w:t>
+      <w:t>2025-04-06</w:t>
       <w:br/>
       <w:br/>
     </w:r>

--- a/tillsyn/A 1043-2025 tillsynsbegäran.docx
+++ b/tillsyn/A 1043-2025 tillsynsbegäran.docx
@@ -472,7 +472,7 @@
     <w:r>
       <w:tab/>
       <w:tab/>
-      <w:t>2025-04-06</w:t>
+      <w:t>2025-04-07</w:t>
       <w:br/>
       <w:br/>
     </w:r>

--- a/tillsyn/A 1043-2025 tillsynsbegäran.docx
+++ b/tillsyn/A 1043-2025 tillsynsbegäran.docx
@@ -472,7 +472,7 @@
     <w:r>
       <w:tab/>
       <w:tab/>
-      <w:t>2025-04-07</w:t>
+      <w:t>2025-04-08</w:t>
       <w:br/>
       <w:br/>
     </w:r>

--- a/tillsyn/A 1043-2025 tillsynsbegäran.docx
+++ b/tillsyn/A 1043-2025 tillsynsbegäran.docx
@@ -472,7 +472,7 @@
     <w:r>
       <w:tab/>
       <w:tab/>
-      <w:t>2025-04-08</w:t>
+      <w:t>2025-04-09</w:t>
       <w:br/>
       <w:br/>
     </w:r>

--- a/tillsyn/A 1043-2025 tillsynsbegäran.docx
+++ b/tillsyn/A 1043-2025 tillsynsbegäran.docx
@@ -285,7 +285,7 @@
         <w:t xml:space="preserve">Level and pattern of overstory retention interact to shape long-term responses of understories to timber harvest. </w:t>
       </w:r>
       <w:r>
-        <w:t xml:space="preserve">Ecological Applications, 22, 2049–2064 </w:t>
+        <w:t>Ecological Applications, 22, 2049–2064</w:t>
       </w:r>
     </w:p>
     <w:p>
@@ -472,7 +472,7 @@
     <w:r>
       <w:tab/>
       <w:tab/>
-      <w:t>2025-04-09</w:t>
+      <w:t>2025-04-10</w:t>
       <w:br/>
       <w:br/>
     </w:r>

--- a/tillsyn/A 1043-2025 tillsynsbegäran.docx
+++ b/tillsyn/A 1043-2025 tillsynsbegäran.docx
@@ -472,7 +472,7 @@
     <w:r>
       <w:tab/>
       <w:tab/>
-      <w:t>2025-04-10</w:t>
+      <w:t>2025-04-11</w:t>
       <w:br/>
       <w:br/>
     </w:r>

--- a/tillsyn/A 1043-2025 tillsynsbegäran.docx
+++ b/tillsyn/A 1043-2025 tillsynsbegäran.docx
@@ -472,7 +472,7 @@
     <w:r>
       <w:tab/>
       <w:tab/>
-      <w:t>2025-04-11</w:t>
+      <w:t>2025-04-12</w:t>
       <w:br/>
       <w:br/>
     </w:r>

--- a/tillsyn/A 1043-2025 tillsynsbegäran.docx
+++ b/tillsyn/A 1043-2025 tillsynsbegäran.docx
@@ -472,7 +472,7 @@
     <w:r>
       <w:tab/>
       <w:tab/>
-      <w:t>2025-04-12</w:t>
+      <w:t>2025-04-13</w:t>
       <w:br/>
       <w:br/>
     </w:r>

--- a/tillsyn/A 1043-2025 tillsynsbegäran.docx
+++ b/tillsyn/A 1043-2025 tillsynsbegäran.docx
@@ -472,7 +472,7 @@
     <w:r>
       <w:tab/>
       <w:tab/>
-      <w:t>2025-04-13</w:t>
+      <w:t>2025-04-14</w:t>
       <w:br/>
       <w:br/>
     </w:r>

--- a/tillsyn/A 1043-2025 tillsynsbegäran.docx
+++ b/tillsyn/A 1043-2025 tillsynsbegäran.docx
@@ -472,7 +472,7 @@
     <w:r>
       <w:tab/>
       <w:tab/>
-      <w:t>2025-04-14</w:t>
+      <w:t>2025-04-15</w:t>
       <w:br/>
       <w:br/>
     </w:r>

--- a/tillsyn/A 1043-2025 tillsynsbegäran.docx
+++ b/tillsyn/A 1043-2025 tillsynsbegäran.docx
@@ -472,7 +472,7 @@
     <w:r>
       <w:tab/>
       <w:tab/>
-      <w:t>2025-04-15</w:t>
+      <w:t>2025-04-16</w:t>
       <w:br/>
       <w:br/>
     </w:r>

--- a/tillsyn/A 1043-2025 tillsynsbegäran.docx
+++ b/tillsyn/A 1043-2025 tillsynsbegäran.docx
@@ -472,7 +472,7 @@
     <w:r>
       <w:tab/>
       <w:tab/>
-      <w:t>2025-04-16</w:t>
+      <w:t>2025-04-17</w:t>
       <w:br/>
       <w:br/>
     </w:r>

--- a/tillsyn/A 1043-2025 tillsynsbegäran.docx
+++ b/tillsyn/A 1043-2025 tillsynsbegäran.docx
@@ -472,7 +472,7 @@
     <w:r>
       <w:tab/>
       <w:tab/>
-      <w:t>2025-04-17</w:t>
+      <w:t>2025-04-18</w:t>
       <w:br/>
       <w:br/>
     </w:r>

--- a/tillsyn/A 1043-2025 tillsynsbegäran.docx
+++ b/tillsyn/A 1043-2025 tillsynsbegäran.docx
@@ -472,7 +472,7 @@
     <w:r>
       <w:tab/>
       <w:tab/>
-      <w:t>2025-05-03</w:t>
+      <w:t>2025-05-04</w:t>
       <w:br/>
       <w:br/>
     </w:r>

--- a/tillsyn/A 1043-2025 tillsynsbegäran.docx
+++ b/tillsyn/A 1043-2025 tillsynsbegäran.docx
@@ -472,7 +472,7 @@
     <w:r>
       <w:tab/>
       <w:tab/>
-      <w:t>2025-05-04</w:t>
+      <w:t>2025-05-06</w:t>
       <w:br/>
       <w:br/>
     </w:r>

--- a/tillsyn/A 1043-2025 tillsynsbegäran.docx
+++ b/tillsyn/A 1043-2025 tillsynsbegäran.docx
@@ -472,7 +472,7 @@
     <w:r>
       <w:tab/>
       <w:tab/>
-      <w:t>2025-05-06</w:t>
+      <w:t>2025-05-07</w:t>
       <w:br/>
       <w:br/>
     </w:r>

--- a/tillsyn/A 1043-2025 tillsynsbegäran.docx
+++ b/tillsyn/A 1043-2025 tillsynsbegäran.docx
@@ -472,7 +472,7 @@
     <w:r>
       <w:tab/>
       <w:tab/>
-      <w:t>2025-05-07</w:t>
+      <w:t>2025-05-08</w:t>
       <w:br/>
       <w:br/>
     </w:r>

--- a/tillsyn/A 1043-2025 tillsynsbegäran.docx
+++ b/tillsyn/A 1043-2025 tillsynsbegäran.docx
@@ -472,7 +472,7 @@
     <w:r>
       <w:tab/>
       <w:tab/>
-      <w:t>2025-05-08</w:t>
+      <w:t>2025-05-09</w:t>
       <w:br/>
       <w:br/>
     </w:r>

--- a/tillsyn/A 1043-2025 tillsynsbegäran.docx
+++ b/tillsyn/A 1043-2025 tillsynsbegäran.docx
@@ -472,7 +472,7 @@
     <w:r>
       <w:tab/>
       <w:tab/>
-      <w:t>2025-05-09</w:t>
+      <w:t>2025-05-10</w:t>
       <w:br/>
       <w:br/>
     </w:r>

--- a/tillsyn/A 1043-2025 tillsynsbegäran.docx
+++ b/tillsyn/A 1043-2025 tillsynsbegäran.docx
@@ -472,7 +472,7 @@
     <w:r>
       <w:tab/>
       <w:tab/>
-      <w:t>2025-05-10</w:t>
+      <w:t>2025-05-11</w:t>
       <w:br/>
       <w:br/>
     </w:r>

--- a/tillsyn/A 1043-2025 tillsynsbegäran.docx
+++ b/tillsyn/A 1043-2025 tillsynsbegäran.docx
@@ -472,7 +472,7 @@
     <w:r>
       <w:tab/>
       <w:tab/>
-      <w:t>2025-05-11</w:t>
+      <w:t>2025-05-12</w:t>
       <w:br/>
       <w:br/>
     </w:r>

--- a/tillsyn/A 1043-2025 tillsynsbegäran.docx
+++ b/tillsyn/A 1043-2025 tillsynsbegäran.docx
@@ -472,7 +472,7 @@
     <w:r>
       <w:tab/>
       <w:tab/>
-      <w:t>2025-05-12</w:t>
+      <w:t>2025-05-13</w:t>
       <w:br/>
       <w:br/>
     </w:r>

--- a/tillsyn/A 1043-2025 tillsynsbegäran.docx
+++ b/tillsyn/A 1043-2025 tillsynsbegäran.docx
@@ -472,7 +472,7 @@
     <w:r>
       <w:tab/>
       <w:tab/>
-      <w:t>2025-05-13</w:t>
+      <w:t>2025-05-14</w:t>
       <w:br/>
       <w:br/>
     </w:r>

--- a/tillsyn/A 1043-2025 tillsynsbegäran.docx
+++ b/tillsyn/A 1043-2025 tillsynsbegäran.docx
@@ -472,7 +472,7 @@
     <w:r>
       <w:tab/>
       <w:tab/>
-      <w:t>2025-05-14</w:t>
+      <w:t>2025-05-15</w:t>
       <w:br/>
       <w:br/>
     </w:r>

--- a/tillsyn/A 1043-2025 tillsynsbegäran.docx
+++ b/tillsyn/A 1043-2025 tillsynsbegäran.docx
@@ -472,7 +472,7 @@
     <w:r>
       <w:tab/>
       <w:tab/>
-      <w:t>2025-05-15</w:t>
+      <w:t>2025-05-16</w:t>
       <w:br/>
       <w:br/>
     </w:r>

--- a/tillsyn/A 1043-2025 tillsynsbegäran.docx
+++ b/tillsyn/A 1043-2025 tillsynsbegäran.docx
@@ -472,7 +472,7 @@
     <w:r>
       <w:tab/>
       <w:tab/>
-      <w:t>2025-05-16</w:t>
+      <w:t>2025-05-17</w:t>
       <w:br/>
       <w:br/>
     </w:r>

--- a/tillsyn/A 1043-2025 tillsynsbegäran.docx
+++ b/tillsyn/A 1043-2025 tillsynsbegäran.docx
@@ -472,7 +472,7 @@
     <w:r>
       <w:tab/>
       <w:tab/>
-      <w:t>2025-05-17</w:t>
+      <w:t>2025-05-18</w:t>
       <w:br/>
       <w:br/>
     </w:r>

--- a/tillsyn/A 1043-2025 tillsynsbegäran.docx
+++ b/tillsyn/A 1043-2025 tillsynsbegäran.docx
@@ -472,7 +472,7 @@
     <w:r>
       <w:tab/>
       <w:tab/>
-      <w:t>2025-05-18</w:t>
+      <w:t>2025-05-19</w:t>
       <w:br/>
       <w:br/>
     </w:r>

--- a/tillsyn/A 1043-2025 tillsynsbegäran.docx
+++ b/tillsyn/A 1043-2025 tillsynsbegäran.docx
@@ -472,7 +472,7 @@
     <w:r>
       <w:tab/>
       <w:tab/>
-      <w:t>2025-05-19</w:t>
+      <w:t>2025-05-20</w:t>
       <w:br/>
       <w:br/>
     </w:r>

--- a/tillsyn/A 1043-2025 tillsynsbegäran.docx
+++ b/tillsyn/A 1043-2025 tillsynsbegäran.docx
@@ -472,7 +472,7 @@
     <w:r>
       <w:tab/>
       <w:tab/>
-      <w:t>2025-05-20</w:t>
+      <w:t>2025-05-21</w:t>
       <w:br/>
       <w:br/>
     </w:r>

--- a/tillsyn/A 1043-2025 tillsynsbegäran.docx
+++ b/tillsyn/A 1043-2025 tillsynsbegäran.docx
@@ -472,7 +472,7 @@
     <w:r>
       <w:tab/>
       <w:tab/>
-      <w:t>2025-05-21</w:t>
+      <w:t>2025-05-22</w:t>
       <w:br/>
       <w:br/>
     </w:r>

--- a/tillsyn/A 1043-2025 tillsynsbegäran.docx
+++ b/tillsyn/A 1043-2025 tillsynsbegäran.docx
@@ -472,7 +472,7 @@
     <w:r>
       <w:tab/>
       <w:tab/>
-      <w:t>2025-05-22</w:t>
+      <w:t>2025-05-23</w:t>
       <w:br/>
       <w:br/>
     </w:r>

--- a/tillsyn/A 1043-2025 tillsynsbegäran.docx
+++ b/tillsyn/A 1043-2025 tillsynsbegäran.docx
@@ -472,7 +472,7 @@
     <w:r>
       <w:tab/>
       <w:tab/>
-      <w:t>2025-05-23</w:t>
+      <w:t>2025-05-24</w:t>
       <w:br/>
       <w:br/>
     </w:r>

--- a/tillsyn/A 1043-2025 tillsynsbegäran.docx
+++ b/tillsyn/A 1043-2025 tillsynsbegäran.docx
@@ -472,7 +472,7 @@
     <w:r>
       <w:tab/>
       <w:tab/>
-      <w:t>2025-05-24</w:t>
+      <w:t>2025-05-25</w:t>
       <w:br/>
       <w:br/>
     </w:r>

--- a/tillsyn/A 1043-2025 tillsynsbegäran.docx
+++ b/tillsyn/A 1043-2025 tillsynsbegäran.docx
@@ -472,7 +472,7 @@
     <w:r>
       <w:tab/>
       <w:tab/>
-      <w:t>2025-05-25</w:t>
+      <w:t>2025-05-26</w:t>
       <w:br/>
       <w:br/>
     </w:r>

--- a/tillsyn/A 1043-2025 tillsynsbegäran.docx
+++ b/tillsyn/A 1043-2025 tillsynsbegäran.docx
@@ -472,7 +472,7 @@
     <w:r>
       <w:tab/>
       <w:tab/>
-      <w:t>2025-05-26</w:t>
+      <w:t>2025-05-27</w:t>
       <w:br/>
       <w:br/>
     </w:r>

--- a/tillsyn/A 1043-2025 tillsynsbegäran.docx
+++ b/tillsyn/A 1043-2025 tillsynsbegäran.docx
@@ -472,7 +472,7 @@
     <w:r>
       <w:tab/>
       <w:tab/>
-      <w:t>2025-05-27</w:t>
+      <w:t>2025-05-30</w:t>
       <w:br/>
       <w:br/>
     </w:r>

--- a/tillsyn/A 1043-2025 tillsynsbegäran.docx
+++ b/tillsyn/A 1043-2025 tillsynsbegäran.docx
@@ -472,7 +472,7 @@
     <w:r>
       <w:tab/>
       <w:tab/>
-      <w:t>2025-05-30</w:t>
+      <w:t>2025-06-01</w:t>
       <w:br/>
       <w:br/>
     </w:r>

--- a/tillsyn/A 1043-2025 tillsynsbegäran.docx
+++ b/tillsyn/A 1043-2025 tillsynsbegäran.docx
@@ -472,7 +472,7 @@
     <w:r>
       <w:tab/>
       <w:tab/>
-      <w:t>2025-06-01</w:t>
+      <w:t>2025-06-02</w:t>
       <w:br/>
       <w:br/>
     </w:r>

--- a/tillsyn/A 1043-2025 tillsynsbegäran.docx
+++ b/tillsyn/A 1043-2025 tillsynsbegäran.docx
@@ -472,7 +472,7 @@
     <w:r>
       <w:tab/>
       <w:tab/>
-      <w:t>2025-06-02</w:t>
+      <w:t>2025-06-03</w:t>
       <w:br/>
       <w:br/>
     </w:r>

--- a/tillsyn/A 1043-2025 tillsynsbegäran.docx
+++ b/tillsyn/A 1043-2025 tillsynsbegäran.docx
@@ -472,7 +472,7 @@
     <w:r>
       <w:tab/>
       <w:tab/>
-      <w:t>2025-06-03</w:t>
+      <w:t>2025-06-04</w:t>
       <w:br/>
       <w:br/>
     </w:r>

--- a/tillsyn/A 1043-2025 tillsynsbegäran.docx
+++ b/tillsyn/A 1043-2025 tillsynsbegäran.docx
@@ -472,7 +472,7 @@
     <w:r>
       <w:tab/>
       <w:tab/>
-      <w:t>2025-06-04</w:t>
+      <w:t>2025-06-05</w:t>
       <w:br/>
       <w:br/>
     </w:r>

--- a/tillsyn/A 1043-2025 tillsynsbegäran.docx
+++ b/tillsyn/A 1043-2025 tillsynsbegäran.docx
@@ -472,7 +472,7 @@
     <w:r>
       <w:tab/>
       <w:tab/>
-      <w:t>2025-06-05</w:t>
+      <w:t>2025-06-13</w:t>
       <w:br/>
       <w:br/>
     </w:r>

--- a/tillsyn/A 1043-2025 tillsynsbegäran.docx
+++ b/tillsyn/A 1043-2025 tillsynsbegäran.docx
@@ -472,7 +472,7 @@
     <w:r>
       <w:tab/>
       <w:tab/>
-      <w:t>2025-06-13</w:t>
+      <w:t>2025-06-15</w:t>
       <w:br/>
       <w:br/>
     </w:r>

--- a/tillsyn/A 1043-2025 tillsynsbegäran.docx
+++ b/tillsyn/A 1043-2025 tillsynsbegäran.docx
@@ -472,7 +472,7 @@
     <w:r>
       <w:tab/>
       <w:tab/>
-      <w:t>2025-06-15</w:t>
+      <w:t>2025-06-16</w:t>
       <w:br/>
       <w:br/>
     </w:r>

--- a/tillsyn/A 1043-2025 tillsynsbegäran.docx
+++ b/tillsyn/A 1043-2025 tillsynsbegäran.docx
@@ -472,7 +472,7 @@
     <w:r>
       <w:tab/>
       <w:tab/>
-      <w:t>2025-06-16</w:t>
+      <w:t>2025-06-17</w:t>
       <w:br/>
       <w:br/>
     </w:r>

--- a/tillsyn/A 1043-2025 tillsynsbegäran.docx
+++ b/tillsyn/A 1043-2025 tillsynsbegäran.docx
@@ -472,7 +472,7 @@
     <w:r>
       <w:tab/>
       <w:tab/>
-      <w:t>2025-06-17</w:t>
+      <w:t>2025-06-18</w:t>
       <w:br/>
       <w:br/>
     </w:r>

--- a/tillsyn/A 1043-2025 tillsynsbegäran.docx
+++ b/tillsyn/A 1043-2025 tillsynsbegäran.docx
@@ -472,7 +472,7 @@
     <w:r>
       <w:tab/>
       <w:tab/>
-      <w:t>2025-06-18</w:t>
+      <w:t>2025-06-19</w:t>
       <w:br/>
       <w:br/>
     </w:r>

--- a/tillsyn/A 1043-2025 tillsynsbegäran.docx
+++ b/tillsyn/A 1043-2025 tillsynsbegäran.docx
@@ -472,7 +472,7 @@
     <w:r>
       <w:tab/>
       <w:tab/>
-      <w:t>2025-06-19</w:t>
+      <w:t>2025-06-20</w:t>
       <w:br/>
       <w:br/>
     </w:r>

--- a/tillsyn/A 1043-2025 tillsynsbegäran.docx
+++ b/tillsyn/A 1043-2025 tillsynsbegäran.docx
@@ -472,7 +472,7 @@
     <w:r>
       <w:tab/>
       <w:tab/>
-      <w:t>2025-06-20</w:t>
+      <w:t>2025-06-21</w:t>
       <w:br/>
       <w:br/>
     </w:r>

--- a/tillsyn/A 1043-2025 tillsynsbegäran.docx
+++ b/tillsyn/A 1043-2025 tillsynsbegäran.docx
@@ -472,7 +472,7 @@
     <w:r>
       <w:tab/>
       <w:tab/>
-      <w:t>2025-06-21</w:t>
+      <w:t>2025-06-22</w:t>
       <w:br/>
       <w:br/>
     </w:r>

--- a/tillsyn/A 1043-2025 tillsynsbegäran.docx
+++ b/tillsyn/A 1043-2025 tillsynsbegäran.docx
@@ -472,7 +472,7 @@
     <w:r>
       <w:tab/>
       <w:tab/>
-      <w:t>2025-06-22</w:t>
+      <w:t>2025-06-23</w:t>
       <w:br/>
       <w:br/>
     </w:r>

--- a/tillsyn/A 1043-2025 tillsynsbegäran.docx
+++ b/tillsyn/A 1043-2025 tillsynsbegäran.docx
@@ -472,7 +472,7 @@
     <w:r>
       <w:tab/>
       <w:tab/>
-      <w:t>2025-06-23</w:t>
+      <w:t>2025-06-24</w:t>
       <w:br/>
       <w:br/>
     </w:r>

--- a/tillsyn/A 1043-2025 tillsynsbegäran.docx
+++ b/tillsyn/A 1043-2025 tillsynsbegäran.docx
@@ -472,7 +472,7 @@
     <w:r>
       <w:tab/>
       <w:tab/>
-      <w:t>2025-06-24</w:t>
+      <w:t>2025-06-25</w:t>
       <w:br/>
       <w:br/>
     </w:r>

--- a/tillsyn/A 1043-2025 tillsynsbegäran.docx
+++ b/tillsyn/A 1043-2025 tillsynsbegäran.docx
@@ -472,7 +472,7 @@
     <w:r>
       <w:tab/>
       <w:tab/>
-      <w:t>2025-06-25</w:t>
+      <w:t>2025-06-26</w:t>
       <w:br/>
       <w:br/>
     </w:r>

--- a/tillsyn/A 1043-2025 tillsynsbegäran.docx
+++ b/tillsyn/A 1043-2025 tillsynsbegäran.docx
@@ -472,7 +472,7 @@
     <w:r>
       <w:tab/>
       <w:tab/>
-      <w:t>2025-06-26</w:t>
+      <w:t>2025-06-27</w:t>
       <w:br/>
       <w:br/>
     </w:r>

--- a/tillsyn/A 1043-2025 tillsynsbegäran.docx
+++ b/tillsyn/A 1043-2025 tillsynsbegäran.docx
@@ -472,7 +472,7 @@
     <w:r>
       <w:tab/>
       <w:tab/>
-      <w:t>2025-06-27</w:t>
+      <w:t>2025-06-28</w:t>
       <w:br/>
       <w:br/>
     </w:r>

--- a/tillsyn/A 1043-2025 tillsynsbegäran.docx
+++ b/tillsyn/A 1043-2025 tillsynsbegäran.docx
@@ -472,7 +472,7 @@
     <w:r>
       <w:tab/>
       <w:tab/>
-      <w:t>2025-06-28</w:t>
+      <w:t>2025-06-29</w:t>
       <w:br/>
       <w:br/>
     </w:r>

--- a/tillsyn/A 1043-2025 tillsynsbegäran.docx
+++ b/tillsyn/A 1043-2025 tillsynsbegäran.docx
@@ -472,7 +472,7 @@
     <w:r>
       <w:tab/>
       <w:tab/>
-      <w:t>2025-06-29</w:t>
+      <w:t>2025-06-30</w:t>
       <w:br/>
       <w:br/>
     </w:r>

--- a/tillsyn/A 1043-2025 tillsynsbegäran.docx
+++ b/tillsyn/A 1043-2025 tillsynsbegäran.docx
@@ -472,7 +472,7 @@
     <w:r>
       <w:tab/>
       <w:tab/>
-      <w:t>2025-06-30</w:t>
+      <w:t>2025-07-01</w:t>
       <w:br/>
       <w:br/>
     </w:r>

--- a/tillsyn/A 1043-2025 tillsynsbegäran.docx
+++ b/tillsyn/A 1043-2025 tillsynsbegäran.docx
@@ -472,7 +472,7 @@
     <w:r>
       <w:tab/>
       <w:tab/>
-      <w:t>2025-07-01</w:t>
+      <w:t>2025-07-02</w:t>
       <w:br/>
       <w:br/>
     </w:r>

--- a/tillsyn/A 1043-2025 tillsynsbegäran.docx
+++ b/tillsyn/A 1043-2025 tillsynsbegäran.docx
@@ -472,7 +472,7 @@
     <w:r>
       <w:tab/>
       <w:tab/>
-      <w:t>2025-07-02</w:t>
+      <w:t>2025-07-03</w:t>
       <w:br/>
       <w:br/>
     </w:r>

--- a/tillsyn/A 1043-2025 tillsynsbegäran.docx
+++ b/tillsyn/A 1043-2025 tillsynsbegäran.docx
@@ -472,7 +472,7 @@
     <w:r>
       <w:tab/>
       <w:tab/>
-      <w:t>2025-07-03</w:t>
+      <w:t>2025-07-04</w:t>
       <w:br/>
       <w:br/>
     </w:r>

--- a/tillsyn/A 1043-2025 tillsynsbegäran.docx
+++ b/tillsyn/A 1043-2025 tillsynsbegäran.docx
@@ -472,7 +472,7 @@
     <w:r>
       <w:tab/>
       <w:tab/>
-      <w:t>2025-07-04</w:t>
+      <w:t>2025-07-05</w:t>
       <w:br/>
       <w:br/>
     </w:r>

--- a/tillsyn/A 1043-2025 tillsynsbegäran.docx
+++ b/tillsyn/A 1043-2025 tillsynsbegäran.docx
@@ -472,7 +472,7 @@
     <w:r>
       <w:tab/>
       <w:tab/>
-      <w:t>2025-07-05</w:t>
+      <w:t>2025-07-06</w:t>
       <w:br/>
       <w:br/>
     </w:r>

--- a/tillsyn/A 1043-2025 tillsynsbegäran.docx
+++ b/tillsyn/A 1043-2025 tillsynsbegäran.docx
@@ -472,7 +472,7 @@
     <w:r>
       <w:tab/>
       <w:tab/>
-      <w:t>2025-07-06</w:t>
+      <w:t>2025-07-07</w:t>
       <w:br/>
       <w:br/>
     </w:r>

--- a/tillsyn/A 1043-2025 tillsynsbegäran.docx
+++ b/tillsyn/A 1043-2025 tillsynsbegäran.docx
@@ -472,7 +472,7 @@
     <w:r>
       <w:tab/>
       <w:tab/>
-      <w:t>2025-07-07</w:t>
+      <w:t>2025-07-08</w:t>
       <w:br/>
       <w:br/>
     </w:r>

--- a/tillsyn/A 1043-2025 tillsynsbegäran.docx
+++ b/tillsyn/A 1043-2025 tillsynsbegäran.docx
@@ -472,7 +472,7 @@
     <w:r>
       <w:tab/>
       <w:tab/>
-      <w:t>2025-07-08</w:t>
+      <w:t>2025-07-09</w:t>
       <w:br/>
       <w:br/>
     </w:r>

--- a/tillsyn/A 1043-2025 tillsynsbegäran.docx
+++ b/tillsyn/A 1043-2025 tillsynsbegäran.docx
@@ -472,7 +472,7 @@
     <w:r>
       <w:tab/>
       <w:tab/>
-      <w:t>2025-07-09</w:t>
+      <w:t>2025-07-11</w:t>
       <w:br/>
       <w:br/>
     </w:r>

--- a/tillsyn/A 1043-2025 tillsynsbegäran.docx
+++ b/tillsyn/A 1043-2025 tillsynsbegäran.docx
@@ -472,7 +472,7 @@
     <w:r>
       <w:tab/>
       <w:tab/>
-      <w:t>2025-07-11</w:t>
+      <w:t>2025-07-12</w:t>
       <w:br/>
       <w:br/>
     </w:r>

--- a/tillsyn/A 1043-2025 tillsynsbegäran.docx
+++ b/tillsyn/A 1043-2025 tillsynsbegäran.docx
@@ -472,7 +472,7 @@
     <w:r>
       <w:tab/>
       <w:tab/>
-      <w:t>2025-07-12</w:t>
+      <w:t>2025-07-13</w:t>
       <w:br/>
       <w:br/>
     </w:r>

--- a/tillsyn/A 1043-2025 tillsynsbegäran.docx
+++ b/tillsyn/A 1043-2025 tillsynsbegäran.docx
@@ -116,7 +116,7 @@
     </w:p>
     <w:p>
       <w:r>
-        <w:t>I det avverkningsanmälda området finns 2 fyndplatser för knärot registrerade på Artportalen. Figur 2 visar gränserna för buffertzoner på 50 m, som behöver lämnas kring fyndplatserna för att knärotslokalerna inte ska försvinna vid en avverkning. Av det avverkningsanmälda området överlappar 0.48 ha med buffertzonerna och får av detta skäl inte avverkas.</w:t>
+        <w:t>I det avverkningsanmälda området finns 3 fyndplatser för knärot registrerade på Artportalen. Figur 2 visar gränserna för buffertzoner på 50 m, som behöver lämnas kring fyndplatserna för att knärotslokalerna inte ska försvinna vid en avverkning. Av det avverkningsanmälda området överlappar 0.48 ha med buffertzonerna och får av detta skäl inte avverkas.</w:t>
       </w:r>
     </w:p>
     <w:p>
@@ -472,7 +472,7 @@
     <w:r>
       <w:tab/>
       <w:tab/>
-      <w:t>2025-07-13</w:t>
+      <w:t>2025-07-14</w:t>
       <w:br/>
       <w:br/>
     </w:r>

--- a/tillsyn/A 1043-2025 tillsynsbegäran.docx
+++ b/tillsyn/A 1043-2025 tillsynsbegäran.docx
@@ -510,7 +510,7 @@
     <w:r>
       <w:tab/>
       <w:tab/>
-      <w:t>2025-08-06</w:t>
+      <w:t>2025-08-09</w:t>
       <w:br/>
       <w:br/>
     </w:r>

--- a/tillsyn/A 1043-2025 tillsynsbegäran.docx
+++ b/tillsyn/A 1043-2025 tillsynsbegäran.docx
@@ -12,7 +12,7 @@
     </w:p>
     <w:p>
       <w:r>
-        <w:t>Detta dokument behandlar höga naturvärden i avverkningsanmälan A 1043-2025 i Kungsörs kommun. Denna avverkningsanmälan inkom 2025-01-09 och omfattar 2,5 ha.</w:t>
+        <w:t>Detta dokument behandlar höga naturvärden i avverkningsanmälan A 1043-2025 i Kungsörs kommun. Denna avverkningsanmälan inkom 2025-01-09 00:00:00 och omfattar 2,5 ha.</w:t>
       </w:r>
     </w:p>
     <w:p>

--- a/tillsyn/A 1043-2025 tillsynsbegäran.docx
+++ b/tillsyn/A 1043-2025 tillsynsbegäran.docx
@@ -510,7 +510,7 @@
     <w:r>
       <w:tab/>
       <w:tab/>
-      <w:t>2025-08-09</w:t>
+      <w:t>2025-08-10</w:t>
       <w:br/>
       <w:br/>
     </w:r>

--- a/tillsyn/A 1043-2025 tillsynsbegäran.docx
+++ b/tillsyn/A 1043-2025 tillsynsbegäran.docx
@@ -510,7 +510,7 @@
     <w:r>
       <w:tab/>
       <w:tab/>
-      <w:t>2025-08-10</w:t>
+      <w:t>2025-08-11</w:t>
       <w:br/>
       <w:br/>
     </w:r>

--- a/tillsyn/A 1043-2025 tillsynsbegäran.docx
+++ b/tillsyn/A 1043-2025 tillsynsbegäran.docx
@@ -510,7 +510,7 @@
     <w:r>
       <w:tab/>
       <w:tab/>
-      <w:t>2025-08-11</w:t>
+      <w:t>2025-08-12</w:t>
       <w:br/>
       <w:br/>
     </w:r>

--- a/tillsyn/A 1043-2025 tillsynsbegäran.docx
+++ b/tillsyn/A 1043-2025 tillsynsbegäran.docx
@@ -510,7 +510,7 @@
     <w:r>
       <w:tab/>
       <w:tab/>
-      <w:t>2025-08-12</w:t>
+      <w:t>2025-08-13</w:t>
       <w:br/>
       <w:br/>
     </w:r>

--- a/tillsyn/A 1043-2025 tillsynsbegäran.docx
+++ b/tillsyn/A 1043-2025 tillsynsbegäran.docx
@@ -510,7 +510,7 @@
     <w:r>
       <w:tab/>
       <w:tab/>
-      <w:t>2025-08-13</w:t>
+      <w:t>2025-08-14</w:t>
       <w:br/>
       <w:br/>
     </w:r>

--- a/tillsyn/A 1043-2025 tillsynsbegäran.docx
+++ b/tillsyn/A 1043-2025 tillsynsbegäran.docx
@@ -510,7 +510,7 @@
     <w:r>
       <w:tab/>
       <w:tab/>
-      <w:t>2025-08-14</w:t>
+      <w:t>2025-08-15</w:t>
       <w:br/>
       <w:br/>
     </w:r>

--- a/tillsyn/A 1043-2025 tillsynsbegäran.docx
+++ b/tillsyn/A 1043-2025 tillsynsbegäran.docx
@@ -510,7 +510,7 @@
     <w:r>
       <w:tab/>
       <w:tab/>
-      <w:t>2025-08-15</w:t>
+      <w:t>2025-08-16</w:t>
       <w:br/>
       <w:br/>
     </w:r>

--- a/tillsyn/A 1043-2025 tillsynsbegäran.docx
+++ b/tillsyn/A 1043-2025 tillsynsbegäran.docx
@@ -510,7 +510,7 @@
     <w:r>
       <w:tab/>
       <w:tab/>
-      <w:t>2025-08-16</w:t>
+      <w:t>2025-08-17</w:t>
       <w:br/>
       <w:br/>
     </w:r>

--- a/tillsyn/A 1043-2025 tillsynsbegäran.docx
+++ b/tillsyn/A 1043-2025 tillsynsbegäran.docx
@@ -510,7 +510,7 @@
     <w:r>
       <w:tab/>
       <w:tab/>
-      <w:t>2025-08-17</w:t>
+      <w:t>2025-08-18</w:t>
       <w:br/>
       <w:br/>
     </w:r>
